--- a/public/vaazlar/ahlak-ve-istikamet-dogruluk-ve-durustluk.docx
+++ b/public/vaazlar/ahlak-ve-istikamet-dogruluk-ve-durustluk.docx
@@ -5224,6 +5224,29 @@
           </w:p>
           <w:p>
             <w:pPr>
+              <w:keepNext/>
+              <w:keepLines/>
+              <w:spacing w:before="60" w:after="60" w:line="360" w:lineRule="auto"/>
+              <w:jc w:val="center"/>
+              <w:bidi/>
+            </w:pPr>
+            <w:r>
+              <w:rPr>
+                <w:rFonts w:ascii="Amiri" w:hAnsi="Amiri" w:cs="Amiri" w:eastAsia="Amiri"/>
+                <w:b/>
+                <w:bCs/>
+                <w:color w:val="1B5E20"/>
+                <w:sz w:val="46"/>
+                <w:szCs w:val="46"/>
+                <w:rtl/>
+                <w:cs/>
+                <w:lang w:val="ar-SA" w:bidi="ar-SA"/>
+              </w:rPr>
+              <w:t>فَإِنْ صَدَقَا وَبَيَّنَا بُورِكَ لَهُمَا فِي بَيْعِهِمَا، وَإِنْ كَتَمَا وَكَذَبَا مُحِقَتْ بَرَكَةُ بَيْعِهِمَا</w:t>
+            </w:r>
+          </w:p>
+          <w:p>
+            <w:pPr>
               <w:keepNext w:val="0"/>
               <w:keepLines/>
               <w:spacing w:before="20" w:after="30" w:line="269" w:lineRule="auto"/>
